--- a/example_articles/countries/Côte d'Ivoire/1.countries_Côte d'Ivoire_Other_publisher.docx
+++ b/example_articles/countries/Côte d'Ivoire/1.countries_Côte d'Ivoire_Other_publisher.docx
@@ -7,7 +7,7 @@
         <w:pStyle w:val="Heading1"/>
       </w:pPr>
       <w:r>
-        <w:t>IVORY COAST STILL TENSE AFTER ELECTION ETHNIC VIOLENCE CONTINUED AS THE NEW PRESIDENT AND HIS MAIN POLITICAL RIVAL MADE A SHOW OF PEACE.</w:t>
+        <w:t>IVORY COAST INAUGURATES A PRESIDENT AS NEW VIOLENCE FLARES IN STREETS</w:t>
       </w:r>
     </w:p>
     <w:p>
@@ -17,17 +17,17 @@
     </w:p>
     <w:p>
       <w:r>
-        <w:t>Date: 2000-10-28</w:t>
+        <w:t>Date: 2000-10-27</w:t>
       </w:r>
     </w:p>
     <w:p>
       <w:r>
-        <w:t>Section: NATIONAL; Pg. A08</w:t>
+        <w:t>Section: NATIONAL; Pg. A15</w:t>
       </w:r>
     </w:p>
     <w:p>
       <w:r>
-        <w:t>Source file: Other publishers/Files (500) (15).DOCX</w:t>
+        <w:t>Source file: Other publishers/Files (500) (16).DOCX</w:t>
       </w:r>
     </w:p>
     <w:p>
@@ -49,27 +49,27 @@
     </w:p>
     <w:p>
       <w:r>
-        <w:t>Blackened circles mark the places where militants had set up roadblocks of burning tires, pulling their enemies from cars, robbing them, beating them and, in some cases, killing them.</w:t>
+        <w:t>Longtime opposition leader Laurent Gbagbo was sworn in as president yesterday at the heavily guarded presidential palace, as political officials appealed for an end to violence in Abidjan and other cities in this West African nation.</w:t>
         <w:br/>
-        <w:t>By yesterday morning, however, bits of rubber were all that remained from the barricades erected on Thursday. The streets were being swept, the bodies were taken to morgues, and stores began to reopen.</w:t>
+        <w:t>Gbagbo was swept to power Wednesday in a popular uprising that forced the junta leader, Gen. Robert Guei, to flee. But street celebrations over the junta's downfall were short-lived, and by yesterday morning Gbagbo's supporters, sometimes backed by security forces, were battling followers of a rival political boss with machetes, rocks and clubs. Dozens of people were said to have been killed.</w:t>
         <w:br/>
-        <w:t>As children scooped up the rubble and ashes of the mosque where he had prayed before it was destroyed in fighting, Tiemoko Koyate recounted how militants had attacked mosques on Thursday.</w:t>
+        <w:t>Supporters of Alassane Dramane Ouattara, most of them Muslims from northern-based tribes, fought Gbagbo's backers, who are mostly Christians from southern ethnic groups.</w:t>
         <w:br/>
-        <w:t>The militants - most of them Christians from the southern part of the country who back newly inaugurated President Laurent Gbagbo - came over from the working-class neighborhood of Yopougon, shouting antiforeigner slogans, he said.</w:t>
+        <w:t>At least three people were burned alive in Abidjan's working-class neighborhood of Yopougon, a witness said, and three mosques were torched. At least one church was burned in another part of town as residents fled the worst areas.</w:t>
         <w:br/>
-        <w:t>"They're still living on that side of the street, and we're still living on this side," said Koyate, a Muslim from a northern tribe whose family has lived in Abidjan for generations.</w:t>
+        <w:t>Much of the violence had died down in Abidjan by early afternoon, after large-scale deployment of security forces firing tear gas into crowds and gunshots into the air.</w:t>
         <w:br/>
-        <w:t>Yesterday, the country's new president and his main political rival made a quick show of peace.</w:t>
+        <w:t>Last night, senior officials with Gbagbo's Ivorian Popular Front and Ouattara's Rally of the Republicans appeared together on state-controlled television to appeal for peace.</w:t>
         <w:br/>
-        <w:t>Gbagbo, who was swept to power by demonstrations Wednesday after junta leader Robert Guei had declared himself the winner of Sunday's presidential elections, had a friendly meeting with rival Alassane Dramane Ouattara.</w:t>
+        <w:t>The U.S. Embassy ordered its nonessential staff and all embassy dependents to leave the country for at least 30 days, a U.S. diplomat said.</w:t>
         <w:br/>
-        <w:t>Ouattara, a popular opposition figure who draws much of his support from Muslims who live in northern Ivory Coast, had been disqualified from the election by the Supreme Court.</w:t>
+        <w:t>Earlier yesterday, witnesses said Gbagbo supporters and security forces had tried to advance on Ouattara's compound in a wealthy Abidjan suburb but had been pushed back by crowds who have surrounded the house for weeks.</w:t>
         <w:br/>
-        <w:t>On Thursday, Ouattara's supporters took to the streets to demand new elections, bringing on bloody attacks. At least three people were burned alive, and a few mosques and churches were destroyed.</w:t>
+        <w:t>An official with Ouattara's party said at least 40 - and perhaps as many as 80 - of his supporters were killed yesterday. Gbagbo's party officials said there was no way to know how many of their supporters had died. About 50 people were reported to have died in clashes Tuesday and Wednesday. Those figures could not be independently confirmed.</w:t>
         <w:br/>
-        <w:t>Yesterday, Gbagbo and Ouattara discussed the appointment of a new cabinet, the role of the army in street protests, and the establishment of new state institutions. They shook hands and smiled for the cameras.</w:t>
+        <w:t>Ouattara's supporters are demanding that a new presidential election be held. Ouattara was excluded from Sunday's election by the Guei-influenced Supreme Court.</w:t>
         <w:br/>
-        <w:t>Ouattara said he told Gbagbo to form the cabinet without his Rally of the Republicans party but did not rule out participating at a later stage. By the standards of the last few days, that was a highly friendly gesture.</w:t>
+        <w:t>The election was intended to restore civilian rule 10 months after Guei's military coup, but Guei disbanded the country's electoral commission while votes were still being counted Tuesday and declared himself the winner. After the popular revolt Wednesday, Guei was reported to have fled to nearby Benin.</w:t>
       </w:r>
     </w:p>
     <w:sectPr>
